--- a/examples/regression/doc/11-linear-model.docx
+++ b/examples/regression/doc/11-linear-model.docx
@@ -585,16 +585,7 @@
         <w:rPr>
           <w:rStyle w:val="VerbatimChar"/>
         </w:rPr>
-        <w:t xml:space="preserve">##        mse     smape        R2</w:t>
-      </w:r>
-      <w:r>
-        <w:br/>
-      </w:r>
-      <w:r>
-        <w:rPr>
-          <w:rStyle w:val="VerbatimChar"/>
-        </w:rPr>
-        <w:t xml:space="preserve">## 1 21.79902 0.1640558 0.7260455</w:t>
+        <w:t xml:space="preserve">## NULL</w:t>
       </w:r>
     </w:p>
     <w:p>
@@ -714,16 +705,7 @@
         <w:rPr>
           <w:rStyle w:val="VerbatimChar"/>
         </w:rPr>
-        <w:t xml:space="preserve">##        mse     smape        R2</w:t>
-      </w:r>
-      <w:r>
-        <w:br/>
-      </w:r>
-      <w:r>
-        <w:rPr>
-          <w:rStyle w:val="VerbatimChar"/>
-        </w:rPr>
-        <w:t xml:space="preserve">## 1 22.92349 0.1591423 0.7767461</w:t>
+        <w:t xml:space="preserve">## NULL</w:t>
       </w:r>
     </w:p>
     <w:p>

--- a/examples/regression/doc/11-linear-model.docx
+++ b/examples/regression/doc/11-linear-model.docx
@@ -585,7 +585,16 @@
         <w:rPr>
           <w:rStyle w:val="VerbatimChar"/>
         </w:rPr>
-        <w:t xml:space="preserve">## NULL</w:t>
+        <w:t xml:space="preserve">##        mse     smape        R2</w:t>
+      </w:r>
+      <w:r>
+        <w:br/>
+      </w:r>
+      <w:r>
+        <w:rPr>
+          <w:rStyle w:val="VerbatimChar"/>
+        </w:rPr>
+        <w:t xml:space="preserve">## 1 21.79902 0.1640558 0.7260455</w:t>
       </w:r>
     </w:p>
     <w:p>
@@ -705,7 +714,16 @@
         <w:rPr>
           <w:rStyle w:val="VerbatimChar"/>
         </w:rPr>
-        <w:t xml:space="preserve">## NULL</w:t>
+        <w:t xml:space="preserve">##        mse     smape        R2</w:t>
+      </w:r>
+      <w:r>
+        <w:br/>
+      </w:r>
+      <w:r>
+        <w:rPr>
+          <w:rStyle w:val="VerbatimChar"/>
+        </w:rPr>
+        <w:t xml:space="preserve">## 1 22.92349 0.1591423 0.7767461</w:t>
       </w:r>
     </w:p>
     <w:p>
